--- a/s04/descargables/S04_ALU_02_Protocolo_Aviso_24_horas.docx
+++ b/s04/descargables/S04_ALU_02_Protocolo_Aviso_24_horas.docx
@@ -1216,6 +1216,66 @@
                 <w:szCs w:val="18"/>
               </w:rPr>
               <w:t xml:space="preserve">RCG 37 Bis fr. V y VI</w:t>
+            </w:r>
+          </w:p>
+        </w:tc>
+      </w:tr>
+      <w:tr>
+        <w:tc>
+          <w:tcPr>
+            <w:tcW w:type="dxa" w:w="6000"/>
+            <w:tcMar>
+              <w:top w:type="dxa" w:w="80"/>
+              <w:left w:type="dxa" w:w="110"/>
+              <w:bottom w:type="dxa" w:w="80"/>
+              <w:right w:type="dxa" w:w="110"/>
+            </w:tcMar>
+          </w:tcPr>
+          <w:p>
+            <w:pPr>
+              <w:spacing w:after="40"/>
+            </w:pPr>
+            <w:r>
+              <w:rPr>
+                <w:rFonts w:ascii="Arial" w:cs="Arial" w:eastAsia="Arial" w:hAnsi="Arial"/>
+                <w:b w:val="false"/>
+                <w:bCs w:val="false"/>
+                <w:i w:val="false"/>
+                <w:iCs w:val="false"/>
+                <w:color w:val="1B1B1E"/>
+                <w:sz w:val="18"/>
+                <w:szCs w:val="18"/>
+              </w:rPr>
+              <w:t xml:space="preserve">Contar con los mecanismos para identificar a las personas publicadas en las listas que emiten autoridades nacionales u organismos internacionales, dentro del Manual, y con un sistema de alertas respecto de ellas. Esta obligación NO está diferida por ningún transitorio.</w:t>
+            </w:r>
+          </w:p>
+        </w:tc>
+        <w:tc>
+          <w:tcPr>
+            <w:tcW w:type="dxa" w:w="3360"/>
+            <w:tcMar>
+              <w:top w:type="dxa" w:w="80"/>
+              <w:left w:type="dxa" w:w="110"/>
+              <w:bottom w:type="dxa" w:w="80"/>
+              <w:right w:type="dxa" w:w="110"/>
+            </w:tcMar>
+          </w:tcPr>
+          <w:p>
+            <w:pPr>
+              <w:spacing w:after="40"/>
+            </w:pPr>
+            <w:r>
+              <w:rPr>
+                <w:rFonts w:ascii="Arial" w:cs="Arial" w:eastAsia="Arial" w:hAnsi="Arial"/>
+                <w:b w:val="false"/>
+                <w:bCs w:val="false"/>
+                <w:i w:val="false"/>
+                <w:iCs w:val="false"/>
+                <w:color w:val="1B1B1E"/>
+                <w:sz w:val="18"/>
+                <w:szCs w:val="18"/>
+              </w:rPr>
+              <w:t xml:space="preserve">RCG 37 Bis fr. IX · RCG 41 fr. V</w:t>
             </w:r>
           </w:p>
         </w:tc>
@@ -1416,7 +1476,7 @@
           <w:sz w:val="26"/>
           <w:szCs w:val="26"/>
         </w:rPr>
-        <w:t xml:space="preserve">2. Los dos Avisos, que no son el mismo</w:t>
+        <w:t xml:space="preserve">2. Los Avisos de veinticuatro horas son tres</w:t>
       </w:r>
     </w:p>
     <w:p>
@@ -1430,7 +1490,7 @@
           <w:sz w:val="20"/>
           <w:szCs w:val="20"/>
         </w:rPr>
-        <w:t xml:space="preserve">El segundo párrafo de la fracción VI del artículo 18 de la Ley contiene dos supuestos, y las Reglas les dieron un artículo a cada uno. Distinguirlos importa porque el plazo arranca en momentos distintos y porque lo que hay que documentar es distinto.</w:t>
+        <w:t xml:space="preserve">Cuando el artículo transitorio Quinto del ACUERDO 115/2026 habla del «envío de los Avisos de los artículos 26 Bis, 26 Bis 1, 26 Bis 2 y 27, segundo párrafo», se refiere a lo que sigue. No es un Aviso ni son dos: son tres supuestos distintos, más una regla de alcance que se aplica a los tres.</w:t>
       </w:r>
     </w:p>
     <w:tbl>
@@ -1446,9 +1506,10 @@
         </w:tblBorders>
       </w:tblPr>
       <w:tblGrid>
-        <w:gridCol w:w="1600"/>
-        <w:gridCol w:w="3880"/>
-        <w:gridCol w:w="3880"/>
+        <w:gridCol w:w="1500"/>
+        <w:gridCol w:w="2000"/>
+        <w:gridCol w:w="4160"/>
+        <w:gridCol w:w="1700"/>
       </w:tblGrid>
       <w:tr>
         <w:trPr>
@@ -1456,7 +1517,7 @@
         </w:trPr>
         <w:tc>
           <w:tcPr>
-            <w:tcW w:type="dxa" w:w="1600"/>
+            <w:tcW w:type="dxa" w:w="1500"/>
             <w:shd w:fill="64C27B" w:color="auto" w:val="clear"/>
             <w:tcMar>
               <w:top w:type="dxa" w:w="80"/>
@@ -1480,13 +1541,13 @@
                 <w:sz w:val="18"/>
                 <w:szCs w:val="18"/>
               </w:rPr>
-              <w:t xml:space="preserve"/>
-            </w:r>
-          </w:p>
-        </w:tc>
-        <w:tc>
-          <w:tcPr>
-            <w:tcW w:type="dxa" w:w="3880"/>
+              <w:t xml:space="preserve">El precepto</w:t>
+            </w:r>
+          </w:p>
+        </w:tc>
+        <w:tc>
+          <w:tcPr>
+            <w:tcW w:type="dxa" w:w="2000"/>
             <w:shd w:fill="64C27B" w:color="auto" w:val="clear"/>
             <w:tcMar>
               <w:top w:type="dxa" w:w="80"/>
@@ -1510,13 +1571,13 @@
                 <w:sz w:val="18"/>
                 <w:szCs w:val="18"/>
               </w:rPr>
-              <w:t xml:space="preserve">Aviso por sospecha · RCG 26 Bis</w:t>
-            </w:r>
-          </w:p>
-        </w:tc>
-        <w:tc>
-          <w:tcPr>
-            <w:tcW w:type="dxa" w:w="3880"/>
+              <w:t xml:space="preserve">Cómo se llama en este protocolo</w:t>
+            </w:r>
+          </w:p>
+        </w:tc>
+        <w:tc>
+          <w:tcPr>
+            <w:tcW w:type="dxa" w:w="4160"/>
             <w:shd w:fill="64C27B" w:color="auto" w:val="clear"/>
             <w:tcMar>
               <w:top w:type="dxa" w:w="80"/>
@@ -1540,298 +1601,30 @@
                 <w:sz w:val="18"/>
                 <w:szCs w:val="18"/>
               </w:rPr>
-              <w:t xml:space="preserve">Aviso por hechos o indicios · RCG 26 Bis 1</w:t>
-            </w:r>
-          </w:p>
-        </w:tc>
-      </w:tr>
-      <w:tr>
-        <w:tc>
-          <w:tcPr>
-            <w:tcW w:type="dxa" w:w="1600"/>
-            <w:tcMar>
-              <w:top w:type="dxa" w:w="80"/>
-              <w:left w:type="dxa" w:w="110"/>
-              <w:bottom w:type="dxa" w:w="80"/>
-              <w:right w:type="dxa" w:w="110"/>
-            </w:tcMar>
-          </w:tcPr>
-          <w:p>
-            <w:pPr>
-              <w:spacing w:after="40"/>
-            </w:pPr>
-            <w:r>
-              <w:rPr>
-                <w:rFonts w:ascii="Arial" w:cs="Arial" w:eastAsia="Arial" w:hAnsi="Arial"/>
-                <w:b w:val="false"/>
-                <w:bCs w:val="false"/>
-                <w:i w:val="false"/>
-                <w:iCs w:val="false"/>
-                <w:color w:val="1B1B1E"/>
-                <w:sz w:val="18"/>
-                <w:szCs w:val="18"/>
-              </w:rPr>
               <w:t xml:space="preserve">De dónde nace</w:t>
             </w:r>
           </w:p>
         </w:tc>
         <w:tc>
           <w:tcPr>
-            <w:tcW w:type="dxa" w:w="3880"/>
-            <w:tcMar>
-              <w:top w:type="dxa" w:w="80"/>
-              <w:left w:type="dxa" w:w="110"/>
-              <w:bottom w:type="dxa" w:w="80"/>
-              <w:right w:type="dxa" w:w="110"/>
-            </w:tcMar>
-          </w:tcPr>
-          <w:p>
-            <w:pPr>
-              <w:spacing w:after="40"/>
-            </w:pPr>
-            <w:r>
-              <w:rPr>
-                <w:rFonts w:ascii="Arial" w:cs="Arial" w:eastAsia="Arial" w:hAnsi="Arial"/>
-                <w:b w:val="false"/>
-                <w:bCs w:val="false"/>
-                <w:i w:val="false"/>
-                <w:iCs w:val="false"/>
-                <w:color w:val="1B1B1E"/>
-                <w:sz w:val="18"/>
-                <w:szCs w:val="18"/>
-              </w:rPr>
-              <w:t xml:space="preserve">De lo que quien realiza la Actividad Vulnerable reconoce en la actividad, conducta o comportamiento del Cliente o Usuaria</w:t>
-            </w:r>
-          </w:p>
-        </w:tc>
-        <w:tc>
-          <w:tcPr>
-            <w:tcW w:type="dxa" w:w="3880"/>
-            <w:tcMar>
-              <w:top w:type="dxa" w:w="80"/>
-              <w:left w:type="dxa" w:w="110"/>
-              <w:bottom w:type="dxa" w:w="80"/>
-              <w:right w:type="dxa" w:w="110"/>
-            </w:tcMar>
-          </w:tcPr>
-          <w:p>
-            <w:pPr>
-              <w:spacing w:after="40"/>
-            </w:pPr>
-            <w:r>
-              <w:rPr>
-                <w:rFonts w:ascii="Arial" w:cs="Arial" w:eastAsia="Arial" w:hAnsi="Arial"/>
-                <w:b w:val="false"/>
-                <w:bCs w:val="false"/>
-                <w:i w:val="false"/>
-                <w:iCs w:val="false"/>
-                <w:color w:val="1B1B1E"/>
-                <w:sz w:val="18"/>
-                <w:szCs w:val="18"/>
-              </w:rPr>
-              <w:t xml:space="preserve">De información obtenida por otras fuentes públicas o privadas</w:t>
-            </w:r>
-          </w:p>
-        </w:tc>
-      </w:tr>
-      <w:tr>
-        <w:tc>
-          <w:tcPr>
-            <w:tcW w:type="dxa" w:w="1600"/>
-            <w:tcMar>
-              <w:top w:type="dxa" w:w="80"/>
-              <w:left w:type="dxa" w:w="110"/>
-              <w:bottom w:type="dxa" w:w="80"/>
-              <w:right w:type="dxa" w:w="110"/>
-            </w:tcMar>
-          </w:tcPr>
-          <w:p>
-            <w:pPr>
-              <w:spacing w:after="40"/>
-            </w:pPr>
-            <w:r>
-              <w:rPr>
-                <w:rFonts w:ascii="Arial" w:cs="Arial" w:eastAsia="Arial" w:hAnsi="Arial"/>
-                <w:b w:val="false"/>
-                <w:bCs w:val="false"/>
-                <w:i w:val="false"/>
-                <w:iCs w:val="false"/>
-                <w:color w:val="1B1B1E"/>
-                <w:sz w:val="18"/>
-                <w:szCs w:val="18"/>
-              </w:rPr>
-              <w:t xml:space="preserve">El verbo del texto</w:t>
-            </w:r>
-          </w:p>
-        </w:tc>
-        <w:tc>
-          <w:tcPr>
-            <w:tcW w:type="dxa" w:w="3880"/>
-            <w:tcMar>
-              <w:top w:type="dxa" w:w="80"/>
-              <w:left w:type="dxa" w:w="110"/>
-              <w:bottom w:type="dxa" w:w="80"/>
-              <w:right w:type="dxa" w:w="110"/>
-            </w:tcMar>
-          </w:tcPr>
-          <w:p>
-            <w:pPr>
-              <w:spacing w:after="40"/>
-            </w:pPr>
-            <w:r>
-              <w:rPr>
-                <w:rFonts w:ascii="Arial" w:cs="Arial" w:eastAsia="Arial" w:hAnsi="Arial"/>
-                <w:b w:val="false"/>
-                <w:bCs w:val="false"/>
-                <w:i w:val="false"/>
-                <w:iCs w:val="false"/>
-                <w:color w:val="1B1B1E"/>
-                <w:sz w:val="18"/>
-                <w:szCs w:val="18"/>
-              </w:rPr>
-              <w:t xml:space="preserve">«reconozca»</w:t>
-            </w:r>
-          </w:p>
-        </w:tc>
-        <w:tc>
-          <w:tcPr>
-            <w:tcW w:type="dxa" w:w="3880"/>
-            <w:tcMar>
-              <w:top w:type="dxa" w:w="80"/>
-              <w:left w:type="dxa" w:w="110"/>
-              <w:bottom w:type="dxa" w:w="80"/>
-              <w:right w:type="dxa" w:w="110"/>
-            </w:tcMar>
-          </w:tcPr>
-          <w:p>
-            <w:pPr>
-              <w:spacing w:after="40"/>
-            </w:pPr>
-            <w:r>
-              <w:rPr>
-                <w:rFonts w:ascii="Arial" w:cs="Arial" w:eastAsia="Arial" w:hAnsi="Arial"/>
-                <w:b w:val="false"/>
-                <w:bCs w:val="false"/>
-                <w:i w:val="false"/>
-                <w:iCs w:val="false"/>
-                <w:color w:val="1B1B1E"/>
-                <w:sz w:val="18"/>
-                <w:szCs w:val="18"/>
-              </w:rPr>
-              <w:t xml:space="preserve">«conozca»</w:t>
-            </w:r>
-          </w:p>
-        </w:tc>
-      </w:tr>
-      <w:tr>
-        <w:tc>
-          <w:tcPr>
-            <w:tcW w:type="dxa" w:w="1600"/>
-            <w:tcMar>
-              <w:top w:type="dxa" w:w="80"/>
-              <w:left w:type="dxa" w:w="110"/>
-              <w:bottom w:type="dxa" w:w="80"/>
-              <w:right w:type="dxa" w:w="110"/>
-            </w:tcMar>
-          </w:tcPr>
-          <w:p>
-            <w:pPr>
-              <w:spacing w:after="40"/>
-            </w:pPr>
-            <w:r>
-              <w:rPr>
-                <w:rFonts w:ascii="Arial" w:cs="Arial" w:eastAsia="Arial" w:hAnsi="Arial"/>
-                <w:b w:val="false"/>
-                <w:bCs w:val="false"/>
-                <w:i w:val="false"/>
-                <w:iCs w:val="false"/>
-                <w:color w:val="1B1B1E"/>
-                <w:sz w:val="18"/>
-                <w:szCs w:val="18"/>
-              </w:rPr>
-              <w:t xml:space="preserve">Contra qué se compara</w:t>
-            </w:r>
-          </w:p>
-        </w:tc>
-        <w:tc>
-          <w:tcPr>
-            <w:tcW w:type="dxa" w:w="3880"/>
-            <w:tcMar>
-              <w:top w:type="dxa" w:w="80"/>
-              <w:left w:type="dxa" w:w="110"/>
-              <w:bottom w:type="dxa" w:w="80"/>
-              <w:right w:type="dxa" w:w="110"/>
-            </w:tcMar>
-          </w:tcPr>
-          <w:p>
-            <w:pPr>
-              <w:spacing w:after="40"/>
-            </w:pPr>
-            <w:r>
-              <w:rPr>
-                <w:rFonts w:ascii="Arial" w:cs="Arial" w:eastAsia="Arial" w:hAnsi="Arial"/>
-                <w:b w:val="false"/>
-                <w:bCs w:val="false"/>
-                <w:i w:val="false"/>
-                <w:iCs w:val="false"/>
-                <w:color w:val="1B1B1E"/>
-                <w:sz w:val="18"/>
-                <w:szCs w:val="18"/>
-              </w:rPr>
-              <w:t xml:space="preserve">Las características con las que comúnmente se llevan a cabo los actos u operaciones del artículo 17</w:t>
-            </w:r>
-          </w:p>
-        </w:tc>
-        <w:tc>
-          <w:tcPr>
-            <w:tcW w:type="dxa" w:w="3880"/>
-            <w:tcMar>
-              <w:top w:type="dxa" w:w="80"/>
-              <w:left w:type="dxa" w:w="110"/>
-              <w:bottom w:type="dxa" w:w="80"/>
-              <w:right w:type="dxa" w:w="110"/>
-            </w:tcMar>
-          </w:tcPr>
-          <w:p>
-            <w:pPr>
-              <w:spacing w:after="40"/>
-            </w:pPr>
-            <w:r>
-              <w:rPr>
-                <w:rFonts w:ascii="Arial" w:cs="Arial" w:eastAsia="Arial" w:hAnsi="Arial"/>
-                <w:b w:val="false"/>
-                <w:bCs w:val="false"/>
-                <w:i w:val="false"/>
-                <w:iCs w:val="false"/>
-                <w:color w:val="1B1B1E"/>
-                <w:sz w:val="18"/>
-                <w:szCs w:val="18"/>
-              </w:rPr>
-              <w:t xml:space="preserve">La cartera propia: si la información se refiere a alguno de sus Clientes o Usuarias</w:t>
-            </w:r>
-          </w:p>
-        </w:tc>
-      </w:tr>
-      <w:tr>
-        <w:tc>
-          <w:tcPr>
-            <w:tcW w:type="dxa" w:w="1600"/>
-            <w:tcMar>
-              <w:top w:type="dxa" w:w="80"/>
-              <w:left w:type="dxa" w:w="110"/>
-              <w:bottom w:type="dxa" w:w="80"/>
-              <w:right w:type="dxa" w:w="110"/>
-            </w:tcMar>
-          </w:tcPr>
-          <w:p>
-            <w:pPr>
-              <w:spacing w:after="40"/>
-            </w:pPr>
-            <w:r>
-              <w:rPr>
-                <w:rFonts w:ascii="Arial" w:cs="Arial" w:eastAsia="Arial" w:hAnsi="Arial"/>
-                <w:b w:val="false"/>
-                <w:bCs w:val="false"/>
+            <w:tcW w:type="dxa" w:w="1700"/>
+            <w:shd w:fill="64C27B" w:color="auto" w:val="clear"/>
+            <w:tcMar>
+              <w:top w:type="dxa" w:w="80"/>
+              <w:left w:type="dxa" w:w="110"/>
+              <w:bottom w:type="dxa" w:w="80"/>
+              <w:right w:type="dxa" w:w="110"/>
+            </w:tcMar>
+          </w:tcPr>
+          <w:p>
+            <w:pPr>
+              <w:spacing w:after="40"/>
+            </w:pPr>
+            <w:r>
+              <w:rPr>
+                <w:rFonts w:ascii="Arial" w:cs="Arial" w:eastAsia="Arial" w:hAnsi="Arial"/>
+                <w:b/>
+                <w:bCs/>
                 <w:i w:val="false"/>
                 <w:iCs w:val="false"/>
                 <w:color w:val="1B1B1E"/>
@@ -1842,9 +1635,98 @@
             </w:r>
           </w:p>
         </w:tc>
-        <w:tc>
-          <w:tcPr>
-            <w:tcW w:type="dxa" w:w="3880"/>
+      </w:tr>
+      <w:tr>
+        <w:tc>
+          <w:tcPr>
+            <w:tcW w:type="dxa" w:w="1500"/>
+            <w:tcMar>
+              <w:top w:type="dxa" w:w="80"/>
+              <w:left w:type="dxa" w:w="110"/>
+              <w:bottom w:type="dxa" w:w="80"/>
+              <w:right w:type="dxa" w:w="110"/>
+            </w:tcMar>
+          </w:tcPr>
+          <w:p>
+            <w:pPr>
+              <w:spacing w:after="40"/>
+            </w:pPr>
+            <w:r>
+              <w:rPr>
+                <w:rFonts w:ascii="Arial" w:cs="Arial" w:eastAsia="Arial" w:hAnsi="Arial"/>
+                <w:b w:val="false"/>
+                <w:bCs w:val="false"/>
+                <w:i w:val="false"/>
+                <w:iCs w:val="false"/>
+                <w:color w:val="1B1B1E"/>
+                <w:sz w:val="18"/>
+                <w:szCs w:val="18"/>
+              </w:rPr>
+              <w:t xml:space="preserve">RCG 26 Bis</w:t>
+            </w:r>
+          </w:p>
+        </w:tc>
+        <w:tc>
+          <w:tcPr>
+            <w:tcW w:type="dxa" w:w="2000"/>
+            <w:tcMar>
+              <w:top w:type="dxa" w:w="80"/>
+              <w:left w:type="dxa" w:w="110"/>
+              <w:bottom w:type="dxa" w:w="80"/>
+              <w:right w:type="dxa" w:w="110"/>
+            </w:tcMar>
+          </w:tcPr>
+          <w:p>
+            <w:pPr>
+              <w:spacing w:after="40"/>
+            </w:pPr>
+            <w:r>
+              <w:rPr>
+                <w:rFonts w:ascii="Arial" w:cs="Arial" w:eastAsia="Arial" w:hAnsi="Arial"/>
+                <w:b w:val="false"/>
+                <w:bCs w:val="false"/>
+                <w:i w:val="false"/>
+                <w:iCs w:val="false"/>
+                <w:color w:val="1B1B1E"/>
+                <w:sz w:val="18"/>
+                <w:szCs w:val="18"/>
+              </w:rPr>
+              <w:t xml:space="preserve">Aviso por sospecha</w:t>
+            </w:r>
+          </w:p>
+        </w:tc>
+        <w:tc>
+          <w:tcPr>
+            <w:tcW w:type="dxa" w:w="4160"/>
+            <w:tcMar>
+              <w:top w:type="dxa" w:w="80"/>
+              <w:left w:type="dxa" w:w="110"/>
+              <w:bottom w:type="dxa" w:w="80"/>
+              <w:right w:type="dxa" w:w="110"/>
+            </w:tcMar>
+          </w:tcPr>
+          <w:p>
+            <w:pPr>
+              <w:spacing w:after="40"/>
+            </w:pPr>
+            <w:r>
+              <w:rPr>
+                <w:rFonts w:ascii="Arial" w:cs="Arial" w:eastAsia="Arial" w:hAnsi="Arial"/>
+                <w:b w:val="false"/>
+                <w:bCs w:val="false"/>
+                <w:i w:val="false"/>
+                <w:iCs w:val="false"/>
+                <w:color w:val="1B1B1E"/>
+                <w:sz w:val="18"/>
+                <w:szCs w:val="18"/>
+              </w:rPr>
+              <w:t xml:space="preserve">De lo que quien realiza la Actividad Vulnerable reconoce en la actividad, conducta o comportamiento del Cliente o Usuaria, contrastado con las características con que comúnmente se llevan a cabo los actos del artículo 17. El verbo del texto es «reconozca»</w:t>
+            </w:r>
+          </w:p>
+        </w:tc>
+        <w:tc>
+          <w:tcPr>
+            <w:tcW w:type="dxa" w:w="1700"/>
             <w:tcMar>
               <w:top w:type="dxa" w:w="80"/>
               <w:left w:type="dxa" w:w="110"/>
@@ -1871,9 +1753,98 @@
             </w:r>
           </w:p>
         </w:tc>
-        <w:tc>
-          <w:tcPr>
-            <w:tcW w:type="dxa" w:w="3880"/>
+      </w:tr>
+      <w:tr>
+        <w:tc>
+          <w:tcPr>
+            <w:tcW w:type="dxa" w:w="1500"/>
+            <w:tcMar>
+              <w:top w:type="dxa" w:w="80"/>
+              <w:left w:type="dxa" w:w="110"/>
+              <w:bottom w:type="dxa" w:w="80"/>
+              <w:right w:type="dxa" w:w="110"/>
+            </w:tcMar>
+          </w:tcPr>
+          <w:p>
+            <w:pPr>
+              <w:spacing w:after="40"/>
+            </w:pPr>
+            <w:r>
+              <w:rPr>
+                <w:rFonts w:ascii="Arial" w:cs="Arial" w:eastAsia="Arial" w:hAnsi="Arial"/>
+                <w:b w:val="false"/>
+                <w:bCs w:val="false"/>
+                <w:i w:val="false"/>
+                <w:iCs w:val="false"/>
+                <w:color w:val="1B1B1E"/>
+                <w:sz w:val="18"/>
+                <w:szCs w:val="18"/>
+              </w:rPr>
+              <w:t xml:space="preserve">RCG 26 Bis 1</w:t>
+            </w:r>
+          </w:p>
+        </w:tc>
+        <w:tc>
+          <w:tcPr>
+            <w:tcW w:type="dxa" w:w="2000"/>
+            <w:tcMar>
+              <w:top w:type="dxa" w:w="80"/>
+              <w:left w:type="dxa" w:w="110"/>
+              <w:bottom w:type="dxa" w:w="80"/>
+              <w:right w:type="dxa" w:w="110"/>
+            </w:tcMar>
+          </w:tcPr>
+          <w:p>
+            <w:pPr>
+              <w:spacing w:after="40"/>
+            </w:pPr>
+            <w:r>
+              <w:rPr>
+                <w:rFonts w:ascii="Arial" w:cs="Arial" w:eastAsia="Arial" w:hAnsi="Arial"/>
+                <w:b w:val="false"/>
+                <w:bCs w:val="false"/>
+                <w:i w:val="false"/>
+                <w:iCs w:val="false"/>
+                <w:color w:val="1B1B1E"/>
+                <w:sz w:val="18"/>
+                <w:szCs w:val="18"/>
+              </w:rPr>
+              <w:t xml:space="preserve">Aviso por hechos o indicios</w:t>
+            </w:r>
+          </w:p>
+        </w:tc>
+        <w:tc>
+          <w:tcPr>
+            <w:tcW w:type="dxa" w:w="4160"/>
+            <w:tcMar>
+              <w:top w:type="dxa" w:w="80"/>
+              <w:left w:type="dxa" w:w="110"/>
+              <w:bottom w:type="dxa" w:w="80"/>
+              <w:right w:type="dxa" w:w="110"/>
+            </w:tcMar>
+          </w:tcPr>
+          <w:p>
+            <w:pPr>
+              <w:spacing w:after="40"/>
+            </w:pPr>
+            <w:r>
+              <w:rPr>
+                <w:rFonts w:ascii="Arial" w:cs="Arial" w:eastAsia="Arial" w:hAnsi="Arial"/>
+                <w:b w:val="false"/>
+                <w:bCs w:val="false"/>
+                <w:i w:val="false"/>
+                <w:iCs w:val="false"/>
+                <w:color w:val="1B1B1E"/>
+                <w:sz w:val="18"/>
+                <w:szCs w:val="18"/>
+              </w:rPr>
+              <w:t xml:space="preserve">De información obtenida por otras fuentes públicas o privadas sobre alguno de sus Clientes o Usuarias. El verbo del texto es «conozca»</w:t>
+            </w:r>
+          </w:p>
+        </w:tc>
+        <w:tc>
+          <w:tcPr>
+            <w:tcW w:type="dxa" w:w="1700"/>
             <w:tcMar>
               <w:top w:type="dxa" w:w="80"/>
               <w:left w:type="dxa" w:w="110"/>
@@ -1904,93 +1875,268 @@
       <w:tr>
         <w:tc>
           <w:tcPr>
-            <w:tcW w:type="dxa" w:w="1600"/>
-            <w:tcMar>
-              <w:top w:type="dxa" w:w="80"/>
-              <w:left w:type="dxa" w:w="110"/>
-              <w:bottom w:type="dxa" w:w="80"/>
-              <w:right w:type="dxa" w:w="110"/>
-            </w:tcMar>
-          </w:tcPr>
-          <w:p>
-            <w:pPr>
-              <w:spacing w:after="40"/>
-            </w:pPr>
-            <w:r>
-              <w:rPr>
-                <w:rFonts w:ascii="Arial" w:cs="Arial" w:eastAsia="Arial" w:hAnsi="Arial"/>
-                <w:b w:val="false"/>
-                <w:bCs w:val="false"/>
-                <w:i w:val="false"/>
-                <w:iCs w:val="false"/>
-                <w:color w:val="1B1B1E"/>
-                <w:sz w:val="18"/>
-                <w:szCs w:val="18"/>
-              </w:rPr>
-              <w:t xml:space="preserve">Ejemplo</w:t>
-            </w:r>
-          </w:p>
-        </w:tc>
-        <w:tc>
-          <w:tcPr>
-            <w:tcW w:type="dxa" w:w="3880"/>
-            <w:tcMar>
-              <w:top w:type="dxa" w:w="80"/>
-              <w:left w:type="dxa" w:w="110"/>
-              <w:bottom w:type="dxa" w:w="80"/>
-              <w:right w:type="dxa" w:w="110"/>
-            </w:tcMar>
-          </w:tcPr>
-          <w:p>
-            <w:pPr>
-              <w:spacing w:after="40"/>
-            </w:pPr>
-            <w:r>
-              <w:rPr>
-                <w:rFonts w:ascii="Arial" w:cs="Arial" w:eastAsia="Arial" w:hAnsi="Arial"/>
-                <w:b w:val="false"/>
-                <w:bCs w:val="false"/>
-                <w:i w:val="false"/>
-                <w:iCs w:val="false"/>
-                <w:color w:val="1B1B1E"/>
-                <w:sz w:val="18"/>
-                <w:szCs w:val="18"/>
-              </w:rPr>
-              <w:t xml:space="preserve">La persona insiste en fraccionar el pago o en no dejar copia de su identificación</w:t>
-            </w:r>
-          </w:p>
-        </w:tc>
-        <w:tc>
-          <w:tcPr>
-            <w:tcW w:type="dxa" w:w="3880"/>
-            <w:tcMar>
-              <w:top w:type="dxa" w:w="80"/>
-              <w:left w:type="dxa" w:w="110"/>
-              <w:bottom w:type="dxa" w:w="80"/>
-              <w:right w:type="dxa" w:w="110"/>
-            </w:tcMar>
-          </w:tcPr>
-          <w:p>
-            <w:pPr>
-              <w:spacing w:after="40"/>
-            </w:pPr>
-            <w:r>
-              <w:rPr>
-                <w:rFonts w:ascii="Arial" w:cs="Arial" w:eastAsia="Arial" w:hAnsi="Arial"/>
-                <w:b w:val="false"/>
-                <w:bCs w:val="false"/>
-                <w:i w:val="false"/>
-                <w:iCs w:val="false"/>
-                <w:color w:val="1B1B1E"/>
-                <w:sz w:val="18"/>
-                <w:szCs w:val="18"/>
-              </w:rPr>
-              <w:t xml:space="preserve">Se publica que un Cliente fue vinculado a proceso, o aparece en una lista</w:t>
+            <w:tcW w:type="dxa" w:w="1500"/>
+            <w:tcMar>
+              <w:top w:type="dxa" w:w="80"/>
+              <w:left w:type="dxa" w:w="110"/>
+              <w:bottom w:type="dxa" w:w="80"/>
+              <w:right w:type="dxa" w:w="110"/>
+            </w:tcMar>
+          </w:tcPr>
+          <w:p>
+            <w:pPr>
+              <w:spacing w:after="40"/>
+            </w:pPr>
+            <w:r>
+              <w:rPr>
+                <w:rFonts w:ascii="Arial" w:cs="Arial" w:eastAsia="Arial" w:hAnsi="Arial"/>
+                <w:b w:val="false"/>
+                <w:bCs w:val="false"/>
+                <w:i w:val="false"/>
+                <w:iCs w:val="false"/>
+                <w:color w:val="1B1B1E"/>
+                <w:sz w:val="18"/>
+                <w:szCs w:val="18"/>
+              </w:rPr>
+              <w:t xml:space="preserve">RCG 27, segundo párrafo</w:t>
+            </w:r>
+          </w:p>
+        </w:tc>
+        <w:tc>
+          <w:tcPr>
+            <w:tcW w:type="dxa" w:w="2000"/>
+            <w:tcMar>
+              <w:top w:type="dxa" w:w="80"/>
+              <w:left w:type="dxa" w:w="110"/>
+              <w:bottom w:type="dxa" w:w="80"/>
+              <w:right w:type="dxa" w:w="110"/>
+            </w:tcMar>
+          </w:tcPr>
+          <w:p>
+            <w:pPr>
+              <w:spacing w:after="40"/>
+            </w:pPr>
+            <w:r>
+              <w:rPr>
+                <w:rFonts w:ascii="Arial" w:cs="Arial" w:eastAsia="Arial" w:hAnsi="Arial"/>
+                <w:b w:val="false"/>
+                <w:bCs w:val="false"/>
+                <w:i w:val="false"/>
+                <w:iCs w:val="false"/>
+                <w:color w:val="1B1B1E"/>
+                <w:sz w:val="18"/>
+                <w:szCs w:val="18"/>
+              </w:rPr>
+              <w:t xml:space="preserve">Aviso por coincidencia con listas</w:t>
+            </w:r>
+          </w:p>
+        </w:tc>
+        <w:tc>
+          <w:tcPr>
+            <w:tcW w:type="dxa" w:w="4160"/>
+            <w:tcMar>
+              <w:top w:type="dxa" w:w="80"/>
+              <w:left w:type="dxa" w:w="110"/>
+              <w:bottom w:type="dxa" w:w="80"/>
+              <w:right w:type="dxa" w:w="110"/>
+            </w:tcMar>
+          </w:tcPr>
+          <w:p>
+            <w:pPr>
+              <w:spacing w:after="40"/>
+            </w:pPr>
+            <w:r>
+              <w:rPr>
+                <w:rFonts w:ascii="Arial" w:cs="Arial" w:eastAsia="Arial" w:hAnsi="Arial"/>
+                <w:b w:val="false"/>
+                <w:bCs w:val="false"/>
+                <w:i w:val="false"/>
+                <w:iCs w:val="false"/>
+                <w:color w:val="1B1B1E"/>
+                <w:sz w:val="18"/>
+                <w:szCs w:val="18"/>
+              </w:rPr>
+              <w:t xml:space="preserve">De que la persona con quien se realiza o se intenta realizar el acto u operación está incluida en el listado a que se refiere el primer párrafo del artículo 38 de las Reglas</w:t>
+            </w:r>
+          </w:p>
+        </w:tc>
+        <w:tc>
+          <w:tcPr>
+            <w:tcW w:type="dxa" w:w="1700"/>
+            <w:tcMar>
+              <w:top w:type="dxa" w:w="80"/>
+              <w:left w:type="dxa" w:w="110"/>
+              <w:bottom w:type="dxa" w:w="80"/>
+              <w:right w:type="dxa" w:w="110"/>
+            </w:tcMar>
+          </w:tcPr>
+          <w:p>
+            <w:pPr>
+              <w:spacing w:after="40"/>
+            </w:pPr>
+            <w:r>
+              <w:rPr>
+                <w:rFonts w:ascii="Arial" w:cs="Arial" w:eastAsia="Arial" w:hAnsi="Arial"/>
+                <w:b w:val="false"/>
+                <w:bCs w:val="false"/>
+                <w:i w:val="false"/>
+                <w:iCs w:val="false"/>
+                <w:color w:val="1B1B1E"/>
+                <w:sz w:val="18"/>
+                <w:szCs w:val="18"/>
+              </w:rPr>
+              <w:t xml:space="preserve">Fecha y hora de la consulta, lista consultada y resultado</w:t>
+            </w:r>
+          </w:p>
+        </w:tc>
+      </w:tr>
+      <w:tr>
+        <w:tc>
+          <w:tcPr>
+            <w:tcW w:type="dxa" w:w="1500"/>
+            <w:tcMar>
+              <w:top w:type="dxa" w:w="80"/>
+              <w:left w:type="dxa" w:w="110"/>
+              <w:bottom w:type="dxa" w:w="80"/>
+              <w:right w:type="dxa" w:w="110"/>
+            </w:tcMar>
+          </w:tcPr>
+          <w:p>
+            <w:pPr>
+              <w:spacing w:after="40"/>
+            </w:pPr>
+            <w:r>
+              <w:rPr>
+                <w:rFonts w:ascii="Arial" w:cs="Arial" w:eastAsia="Arial" w:hAnsi="Arial"/>
+                <w:b w:val="false"/>
+                <w:bCs w:val="false"/>
+                <w:i w:val="false"/>
+                <w:iCs w:val="false"/>
+                <w:color w:val="1B1B1E"/>
+                <w:sz w:val="18"/>
+                <w:szCs w:val="18"/>
+              </w:rPr>
+              <w:t xml:space="preserve">RCG 26 Bis 2</w:t>
+            </w:r>
+          </w:p>
+        </w:tc>
+        <w:tc>
+          <w:tcPr>
+            <w:tcW w:type="dxa" w:w="2000"/>
+            <w:tcMar>
+              <w:top w:type="dxa" w:w="80"/>
+              <w:left w:type="dxa" w:w="110"/>
+              <w:bottom w:type="dxa" w:w="80"/>
+              <w:right w:type="dxa" w:w="110"/>
+            </w:tcMar>
+          </w:tcPr>
+          <w:p>
+            <w:pPr>
+              <w:spacing w:after="40"/>
+            </w:pPr>
+            <w:r>
+              <w:rPr>
+                <w:rFonts w:ascii="Arial" w:cs="Arial" w:eastAsia="Arial" w:hAnsi="Arial"/>
+                <w:b w:val="false"/>
+                <w:bCs w:val="false"/>
+                <w:i w:val="false"/>
+                <w:iCs w:val="false"/>
+                <w:color w:val="1B1B1E"/>
+                <w:sz w:val="18"/>
+                <w:szCs w:val="18"/>
+              </w:rPr>
+              <w:t xml:space="preserve">No es un cuarto Aviso</w:t>
+            </w:r>
+          </w:p>
+        </w:tc>
+        <w:tc>
+          <w:tcPr>
+            <w:tcW w:type="dxa" w:w="4160"/>
+            <w:tcMar>
+              <w:top w:type="dxa" w:w="80"/>
+              <w:left w:type="dxa" w:w="110"/>
+              <w:bottom w:type="dxa" w:w="80"/>
+              <w:right w:type="dxa" w:w="110"/>
+            </w:tcMar>
+          </w:tcPr>
+          <w:p>
+            <w:pPr>
+              <w:spacing w:after="40"/>
+            </w:pPr>
+            <w:r>
+              <w:rPr>
+                <w:rFonts w:ascii="Arial" w:cs="Arial" w:eastAsia="Arial" w:hAnsi="Arial"/>
+                <w:b w:val="false"/>
+                <w:bCs w:val="false"/>
+                <w:i w:val="false"/>
+                <w:iCs w:val="false"/>
+                <w:color w:val="1B1B1E"/>
+                <w:sz w:val="18"/>
+                <w:szCs w:val="18"/>
+              </w:rPr>
+              <w:t xml:space="preserve">Es la regla de alcance de los tres anteriores: se pueden enviar aunque el acto no cumpla el monto o la condición del artículo 17, e incluso cuando no se haya celebrado</w:t>
+            </w:r>
+          </w:p>
+        </w:tc>
+        <w:tc>
+          <w:tcPr>
+            <w:tcW w:type="dxa" w:w="1700"/>
+            <w:tcMar>
+              <w:top w:type="dxa" w:w="80"/>
+              <w:left w:type="dxa" w:w="110"/>
+              <w:bottom w:type="dxa" w:w="80"/>
+              <w:right w:type="dxa" w:w="110"/>
+            </w:tcMar>
+          </w:tcPr>
+          <w:p>
+            <w:pPr>
+              <w:spacing w:after="40"/>
+            </w:pPr>
+            <w:r>
+              <w:rPr>
+                <w:rFonts w:ascii="Arial" w:cs="Arial" w:eastAsia="Arial" w:hAnsi="Arial"/>
+                <w:b w:val="false"/>
+                <w:bCs w:val="false"/>
+                <w:i w:val="false"/>
+                <w:iCs w:val="false"/>
+                <w:color w:val="1B1B1E"/>
+                <w:sz w:val="18"/>
+                <w:szCs w:val="18"/>
+              </w:rPr>
+              <w:t xml:space="preserve">—</w:t>
             </w:r>
           </w:p>
         </w:tc>
       </w:tr>
     </w:tbl>
+    <w:p>
+      <w:pPr>
+        <w:spacing w:after="120" w:before="0"/>
+      </w:pPr>
+      <w:r>
+        <w:rPr>
+          <w:rFonts w:ascii="Arial" w:cs="Arial" w:eastAsia="Arial" w:hAnsi="Arial"/>
+          <w:color w:val="1B1B1E"/>
+          <w:sz w:val="20"/>
+          <w:szCs w:val="20"/>
+        </w:rPr>
+        <w:t xml:space="preserve"/>
+      </w:r>
+    </w:p>
+    <w:p>
+      <w:pPr>
+        <w:spacing w:after="120" w:before="0"/>
+      </w:pPr>
+      <w:r>
+        <w:rPr>
+          <w:rFonts w:ascii="Arial" w:cs="Arial" w:eastAsia="Arial" w:hAnsi="Arial"/>
+          <w:color w:val="1B1B1E"/>
+          <w:sz w:val="20"/>
+          <w:szCs w:val="20"/>
+        </w:rPr>
+        <w:t xml:space="preserve">La diferencia de fondo entre los tres no es el plazo —los tres corren en veinticuatro horas— sino de dónde sale el deber. Los dos primeros dependen de una valoración de quien realiza la Actividad Vulnerable: hay que reconocer una conducta o conocer un hecho. El tercero es objetivo y no admite valoración: basta que la persona esté en el listado. Por eso el de coincidencia con listas es el más fácil de incumplir sin darse cuenta, y por eso su control no vive en el criterio de nadie sino en el mecanismo del artículo 37 Bis, fracción IX.</w:t>
+      </w:r>
+    </w:p>
     <w:p>
       <w:pPr>
         <w:spacing w:after="160" w:before="0"/>
@@ -2166,17 +2312,303 @@
           <w:sz w:val="20"/>
           <w:szCs w:val="20"/>
         </w:rPr>
-        <w:t xml:space="preserve">Son dos supuestos distintos y los dos están resueltos por texto expreso.</w:t>
+        <w:t xml:space="preserve">Son dos supuestos distintos, los dos resueltos por texto expreso, y no tienen la misma fuerza. Conviene no confundirlos, porque uno es deber y el otro es facultad.</w:t>
       </w:r>
     </w:p>
+    <w:tbl>
+      <w:tblPr>
+        <w:tblW w:type="dxa" w:w="9360"/>
+        <w:tblBorders>
+          <w:top w:val="single" w:color="D9D9D9" w:sz="2"/>
+          <w:left w:val="single" w:color="D9D9D9" w:sz="2"/>
+          <w:bottom w:val="single" w:color="D9D9D9" w:sz="2"/>
+          <w:right w:val="single" w:color="D9D9D9" w:sz="2"/>
+          <w:insideH w:val="single" w:color="D9D9D9" w:sz="2"/>
+          <w:insideV w:val="single" w:color="D9D9D9" w:sz="2"/>
+        </w:tblBorders>
+      </w:tblPr>
+      <w:tblGrid>
+        <w:gridCol w:w="2400"/>
+        <w:gridCol w:w="5160"/>
+        <w:gridCol w:w="1800"/>
+      </w:tblGrid>
+      <w:tr>
+        <w:trPr>
+          <w:tblHeader/>
+        </w:trPr>
+        <w:tc>
+          <w:tcPr>
+            <w:tcW w:type="dxa" w:w="2400"/>
+            <w:shd w:fill="64C27B" w:color="auto" w:val="clear"/>
+            <w:tcMar>
+              <w:top w:type="dxa" w:w="80"/>
+              <w:left w:type="dxa" w:w="110"/>
+              <w:bottom w:type="dxa" w:w="80"/>
+              <w:right w:type="dxa" w:w="110"/>
+            </w:tcMar>
+          </w:tcPr>
+          <w:p>
+            <w:pPr>
+              <w:spacing w:after="40"/>
+            </w:pPr>
+            <w:r>
+              <w:rPr>
+                <w:rFonts w:ascii="Arial" w:cs="Arial" w:eastAsia="Arial" w:hAnsi="Arial"/>
+                <w:b/>
+                <w:bCs/>
+                <w:i w:val="false"/>
+                <w:iCs w:val="false"/>
+                <w:color w:val="1B1B1E"/>
+                <w:sz w:val="18"/>
+                <w:szCs w:val="18"/>
+              </w:rPr>
+              <w:t xml:space="preserve">Supuesto</w:t>
+            </w:r>
+          </w:p>
+        </w:tc>
+        <w:tc>
+          <w:tcPr>
+            <w:tcW w:type="dxa" w:w="5160"/>
+            <w:shd w:fill="64C27B" w:color="auto" w:val="clear"/>
+            <w:tcMar>
+              <w:top w:type="dxa" w:w="80"/>
+              <w:left w:type="dxa" w:w="110"/>
+              <w:bottom w:type="dxa" w:w="80"/>
+              <w:right w:type="dxa" w:w="110"/>
+            </w:tcMar>
+          </w:tcPr>
+          <w:p>
+            <w:pPr>
+              <w:spacing w:after="40"/>
+            </w:pPr>
+            <w:r>
+              <w:rPr>
+                <w:rFonts w:ascii="Arial" w:cs="Arial" w:eastAsia="Arial" w:hAnsi="Arial"/>
+                <w:b/>
+                <w:bCs/>
+                <w:i w:val="false"/>
+                <w:iCs w:val="false"/>
+                <w:color w:val="1B1B1E"/>
+                <w:sz w:val="18"/>
+                <w:szCs w:val="18"/>
+              </w:rPr>
+              <w:t xml:space="preserve">Qué dice el texto</w:t>
+            </w:r>
+          </w:p>
+        </w:tc>
+        <w:tc>
+          <w:tcPr>
+            <w:tcW w:type="dxa" w:w="1800"/>
+            <w:shd w:fill="64C27B" w:color="auto" w:val="clear"/>
+            <w:tcMar>
+              <w:top w:type="dxa" w:w="80"/>
+              <w:left w:type="dxa" w:w="110"/>
+              <w:bottom w:type="dxa" w:w="80"/>
+              <w:right w:type="dxa" w:w="110"/>
+            </w:tcMar>
+          </w:tcPr>
+          <w:p>
+            <w:pPr>
+              <w:spacing w:after="40"/>
+            </w:pPr>
+            <w:r>
+              <w:rPr>
+                <w:rFonts w:ascii="Arial" w:cs="Arial" w:eastAsia="Arial" w:hAnsi="Arial"/>
+                <w:b/>
+                <w:bCs/>
+                <w:i w:val="false"/>
+                <w:iCs w:val="false"/>
+                <w:color w:val="1B1B1E"/>
+                <w:sz w:val="18"/>
+                <w:szCs w:val="18"/>
+              </w:rPr>
+              <w:t xml:space="preserve">Qué es</w:t>
+            </w:r>
+          </w:p>
+        </w:tc>
+      </w:tr>
+      <w:tr>
+        <w:tc>
+          <w:tcPr>
+            <w:tcW w:type="dxa" w:w="2400"/>
+            <w:tcMar>
+              <w:top w:type="dxa" w:w="80"/>
+              <w:left w:type="dxa" w:w="110"/>
+              <w:bottom w:type="dxa" w:w="80"/>
+              <w:right w:type="dxa" w:w="110"/>
+            </w:tcMar>
+          </w:tcPr>
+          <w:p>
+            <w:pPr>
+              <w:spacing w:after="40"/>
+            </w:pPr>
+            <w:r>
+              <w:rPr>
+                <w:rFonts w:ascii="Arial" w:cs="Arial" w:eastAsia="Arial" w:hAnsi="Arial"/>
+                <w:b w:val="false"/>
+                <w:bCs w:val="false"/>
+                <w:i w:val="false"/>
+                <w:iCs w:val="false"/>
+                <w:color w:val="1B1B1E"/>
+                <w:sz w:val="18"/>
+                <w:szCs w:val="18"/>
+              </w:rPr>
+              <w:t xml:space="preserve">El acto NO se celebró</w:t>
+            </w:r>
+          </w:p>
+        </w:tc>
+        <w:tc>
+          <w:tcPr>
+            <w:tcW w:type="dxa" w:w="5160"/>
+            <w:tcMar>
+              <w:top w:type="dxa" w:w="80"/>
+              <w:left w:type="dxa" w:w="110"/>
+              <w:bottom w:type="dxa" w:w="80"/>
+              <w:right w:type="dxa" w:w="110"/>
+            </w:tcMar>
+          </w:tcPr>
+          <w:p>
+            <w:pPr>
+              <w:spacing w:after="40"/>
+            </w:pPr>
+            <w:r>
+              <w:rPr>
+                <w:rFonts w:ascii="Arial" w:cs="Arial" w:eastAsia="Arial" w:hAnsi="Arial"/>
+                <w:b w:val="false"/>
+                <w:bCs w:val="false"/>
+                <w:i w:val="false"/>
+                <w:iCs w:val="false"/>
+                <w:color w:val="1B1B1E"/>
+                <w:sz w:val="18"/>
+                <w:szCs w:val="18"/>
+              </w:rPr>
+              <w:t xml:space="preserve">La Ley ordena presentar Aviso «incluso si el acto u operación no se celebró» y el Reglamento dice que «se presentará aunque el acto u operación no se haya celebrado», cuando se cuente con los datos que identifiquen a quien intentó llevarlo a cabo. L 18 fr. VI, segundo párrafo, y R 7 Bis</w:t>
+            </w:r>
+          </w:p>
+        </w:tc>
+        <w:tc>
+          <w:tcPr>
+            <w:tcW w:type="dxa" w:w="1800"/>
+            <w:tcMar>
+              <w:top w:type="dxa" w:w="80"/>
+              <w:left w:type="dxa" w:w="110"/>
+              <w:bottom w:type="dxa" w:w="80"/>
+              <w:right w:type="dxa" w:w="110"/>
+            </w:tcMar>
+          </w:tcPr>
+          <w:p>
+            <w:pPr>
+              <w:spacing w:after="40"/>
+            </w:pPr>
+            <w:r>
+              <w:rPr>
+                <w:rFonts w:ascii="Arial" w:cs="Arial" w:eastAsia="Arial" w:hAnsi="Arial"/>
+                <w:b w:val="false"/>
+                <w:bCs w:val="false"/>
+                <w:i w:val="false"/>
+                <w:iCs w:val="false"/>
+                <w:color w:val="1B1B1E"/>
+                <w:sz w:val="18"/>
+                <w:szCs w:val="18"/>
+              </w:rPr>
+              <w:t xml:space="preserve">Imperativo. Se presenta.</w:t>
+            </w:r>
+          </w:p>
+        </w:tc>
+      </w:tr>
+      <w:tr>
+        <w:tc>
+          <w:tcPr>
+            <w:tcW w:type="dxa" w:w="2400"/>
+            <w:tcMar>
+              <w:top w:type="dxa" w:w="80"/>
+              <w:left w:type="dxa" w:w="110"/>
+              <w:bottom w:type="dxa" w:w="80"/>
+              <w:right w:type="dxa" w:w="110"/>
+            </w:tcMar>
+          </w:tcPr>
+          <w:p>
+            <w:pPr>
+              <w:spacing w:after="40"/>
+            </w:pPr>
+            <w:r>
+              <w:rPr>
+                <w:rFonts w:ascii="Arial" w:cs="Arial" w:eastAsia="Arial" w:hAnsi="Arial"/>
+                <w:b w:val="false"/>
+                <w:bCs w:val="false"/>
+                <w:i w:val="false"/>
+                <w:iCs w:val="false"/>
+                <w:color w:val="1B1B1E"/>
+                <w:sz w:val="18"/>
+                <w:szCs w:val="18"/>
+              </w:rPr>
+              <w:t xml:space="preserve">El acto sí se celebró pero NO alcanza el umbral</w:t>
+            </w:r>
+          </w:p>
+        </w:tc>
+        <w:tc>
+          <w:tcPr>
+            <w:tcW w:type="dxa" w:w="5160"/>
+            <w:tcMar>
+              <w:top w:type="dxa" w:w="80"/>
+              <w:left w:type="dxa" w:w="110"/>
+              <w:bottom w:type="dxa" w:w="80"/>
+              <w:right w:type="dxa" w:w="110"/>
+            </w:tcMar>
+          </w:tcPr>
+          <w:p>
+            <w:pPr>
+              <w:spacing w:after="40"/>
+            </w:pPr>
+            <w:r>
+              <w:rPr>
+                <w:rFonts w:ascii="Arial" w:cs="Arial" w:eastAsia="Arial" w:hAnsi="Arial"/>
+                <w:b w:val="false"/>
+                <w:bCs w:val="false"/>
+                <w:i w:val="false"/>
+                <w:iCs w:val="false"/>
+                <w:color w:val="1B1B1E"/>
+                <w:sz w:val="18"/>
+                <w:szCs w:val="18"/>
+              </w:rPr>
+              <w:t xml:space="preserve">Las Reglas dicen que los Avisos «se podrán enviar» aunque el acto no cumpla con el monto o la condición del artículo 17. RCG 26 Bis 2</w:t>
+            </w:r>
+          </w:p>
+        </w:tc>
+        <w:tc>
+          <w:tcPr>
+            <w:tcW w:type="dxa" w:w="1800"/>
+            <w:tcMar>
+              <w:top w:type="dxa" w:w="80"/>
+              <w:left w:type="dxa" w:w="110"/>
+              <w:bottom w:type="dxa" w:w="80"/>
+              <w:right w:type="dxa" w:w="110"/>
+            </w:tcMar>
+          </w:tcPr>
+          <w:p>
+            <w:pPr>
+              <w:spacing w:after="40"/>
+            </w:pPr>
+            <w:r>
+              <w:rPr>
+                <w:rFonts w:ascii="Arial" w:cs="Arial" w:eastAsia="Arial" w:hAnsi="Arial"/>
+                <w:b w:val="false"/>
+                <w:bCs w:val="false"/>
+                <w:i w:val="false"/>
+                <w:iCs w:val="false"/>
+                <w:color w:val="1B1B1E"/>
+                <w:sz w:val="18"/>
+                <w:szCs w:val="18"/>
+              </w:rPr>
+              <w:t xml:space="preserve">Facultad. Hay margen de valoración, y lo que se defiende después es la razón escrita de haberla ejercido o no.</w:t>
+            </w:r>
+          </w:p>
+        </w:tc>
+      </w:tr>
+    </w:tbl>
     <w:p>
       <w:pPr>
-        <w:pStyle w:val="ListParagraph"/>
-        <w:numPr>
-          <w:ilvl w:val="0"/>
-          <w:numId w:val="2"/>
-        </w:numPr>
-        <w:spacing w:after="80"/>
+        <w:spacing w:after="120" w:before="0"/>
       </w:pPr>
       <w:r>
         <w:rPr>
@@ -2185,26 +2617,7 @@
           <w:sz w:val="20"/>
           <w:szCs w:val="20"/>
         </w:rPr>
-        <w:t xml:space="preserve">No se celebró. El artículo 7 Bis del Reglamento ordena presentar el Aviso aunque el acto u operación no se haya celebrado, cuando sólo se cuente con los datos que identifiquen a la persona que intentó llevarlo a cabo como Cliente o Usuaria.</w:t>
-      </w:r>
-    </w:p>
-    <w:p>
-      <w:pPr>
-        <w:pStyle w:val="ListParagraph"/>
-        <w:numPr>
-          <w:ilvl w:val="0"/>
-          <w:numId w:val="2"/>
-        </w:numPr>
-        <w:spacing w:after="80"/>
-      </w:pPr>
-      <w:r>
-        <w:rPr>
-          <w:rFonts w:ascii="Arial" w:cs="Arial" w:eastAsia="Arial" w:hAnsi="Arial"/>
-          <w:color w:val="1B1B1E"/>
-          <w:sz w:val="20"/>
-          <w:szCs w:val="20"/>
-        </w:rPr>
-        <w:t xml:space="preserve">No llega al umbral. El artículo 26 Bis 2 de las Reglas permite enviar los Avisos aunque el acto u operación no cumpla con el monto o la condición para ser objeto de Aviso conforme al artículo 17 de la Ley.</w:t>
+        <w:t xml:space="preserve"/>
       </w:r>
     </w:p>
     <w:p>
@@ -2218,7 +2631,21 @@
           <w:sz w:val="20"/>
           <w:szCs w:val="20"/>
         </w:rPr>
-        <w:t xml:space="preserve">En la práctica esto significa que la persona que llegó, preguntó y se retiró cuando se le pidió identificación no es un cliente perdido: es un intento, y si quedaron datos suficientes para identificarla, es materia de Aviso. De ahí que este protocolo exija abrir registro antes de saber si la operación se va a celebrar.</w:t>
+        <w:t xml:space="preserve">En la práctica esto significa que la persona que llegó, preguntó y se retiró cuando se le pidió identificación no es un cliente perdido: es un intento, y si quedaron datos suficientes para identificarla, presentar el Aviso no es opcional. De ahí que este protocolo exija abrir registro antes de saber si la operación se va a celebrar.</w:t>
+      </w:r>
+    </w:p>
+    <w:p>
+      <w:pPr>
+        <w:spacing w:after="120" w:before="0"/>
+      </w:pPr>
+      <w:r>
+        <w:rPr>
+          <w:rFonts w:ascii="Arial" w:cs="Arial" w:eastAsia="Arial" w:hAnsi="Arial"/>
+          <w:color w:val="1B1B1E"/>
+          <w:sz w:val="20"/>
+          <w:szCs w:val="20"/>
+        </w:rPr>
+        <w:t xml:space="preserve">Y para el segundo supuesto, la consecuencia operativa es que el registro debe consignar la decisión en los dos sentidos: tanto cuando se decide enviar como cuando se decide no hacerlo. Una facultad ejercida sin constancia se lee, en revisión, igual que una facultad no ejercida.</w:t>
       </w:r>
     </w:p>
     <w:p>
@@ -2306,7 +2733,7 @@
                 <w:sz w:val="19"/>
                 <w:szCs w:val="19"/>
               </w:rPr>
-              <w:t xml:space="preserve">El artículo transitorio Quinto del ACUERDO 115/2026 añade que el envío de los Avisos de los artículos 26 Bis, 26 Bis 1, 26 Bis 2 y 27, segundo párrafo, podrá realizarse seis meses después de que entre en vigor esa Resolución.</w:t>
+              <w:t xml:space="preserve">El artículo transitorio Quinto del ACUERDO 115/2026 añade que el envío de los tres Avisos del apartado 2 —sospecha, hechos o indicios, y coincidencia con listas— podrá realizarse seis meses después de que entre en vigor esa Resolución.</w:t>
             </w:r>
           </w:p>
           <w:p>
@@ -2320,7 +2747,7 @@
                 <w:sz w:val="19"/>
                 <w:szCs w:val="19"/>
               </w:rPr>
-              <w:t xml:space="preserve">Lo diferido es el medio de envío. La obligación de detectar, analizar, decidir y documentar no está sujeta a ningún transitorio. El día en que exista el formato, el Aviso describirá hechos ocurridos antes, y lo único que los sostendrá será lo que se haya escrito el día en que ocurrieron.</w:t>
+              <w:t xml:space="preserve">Lo diferido es el medio de envío. La obligación de detectar, analizar, decidir y documentar no está sujeta a ningún transitorio, y tampoco lo está el mecanismo de identificación de listas del artículo 37 Bis, fracción IX. El día en que exista el formato, el Aviso describirá hechos ocurridos antes, y lo único que los sostendrá será lo que se haya escrito el día en que ocurrieron.</w:t>
             </w:r>
           </w:p>
         </w:tc>
@@ -7499,6 +7926,66 @@
                 <w:szCs w:val="18"/>
               </w:rPr>
               <w:t xml:space="preserve">Los dos renglones del Manual que este protocolo desarrolla</w:t>
+            </w:r>
+          </w:p>
+        </w:tc>
+      </w:tr>
+      <w:tr>
+        <w:tc>
+          <w:tcPr>
+            <w:tcW w:type="dxa" w:w="2600"/>
+            <w:tcMar>
+              <w:top w:type="dxa" w:w="80"/>
+              <w:left w:type="dxa" w:w="110"/>
+              <w:bottom w:type="dxa" w:w="80"/>
+              <w:right w:type="dxa" w:w="110"/>
+            </w:tcMar>
+          </w:tcPr>
+          <w:p>
+            <w:pPr>
+              <w:spacing w:after="40"/>
+            </w:pPr>
+            <w:r>
+              <w:rPr>
+                <w:rFonts w:ascii="Arial" w:cs="Arial" w:eastAsia="Arial" w:hAnsi="Arial"/>
+                <w:b w:val="false"/>
+                <w:bCs w:val="false"/>
+                <w:i w:val="false"/>
+                <w:iCs w:val="false"/>
+                <w:color w:val="1B1B1E"/>
+                <w:sz w:val="18"/>
+                <w:szCs w:val="18"/>
+              </w:rPr>
+              <w:t xml:space="preserve">RCG 37 Bis fr. IX</w:t>
+            </w:r>
+          </w:p>
+        </w:tc>
+        <w:tc>
+          <w:tcPr>
+            <w:tcW w:type="dxa" w:w="6760"/>
+            <w:tcMar>
+              <w:top w:type="dxa" w:w="80"/>
+              <w:left w:type="dxa" w:w="110"/>
+              <w:bottom w:type="dxa" w:w="80"/>
+              <w:right w:type="dxa" w:w="110"/>
+            </w:tcMar>
+          </w:tcPr>
+          <w:p>
+            <w:pPr>
+              <w:spacing w:after="40"/>
+            </w:pPr>
+            <w:r>
+              <w:rPr>
+                <w:rFonts w:ascii="Arial" w:cs="Arial" w:eastAsia="Arial" w:hAnsi="Arial"/>
+                <w:b w:val="false"/>
+                <w:bCs w:val="false"/>
+                <w:i w:val="false"/>
+                <w:iCs w:val="false"/>
+                <w:color w:val="1B1B1E"/>
+                <w:sz w:val="18"/>
+                <w:szCs w:val="18"/>
+              </w:rPr>
+              <w:t xml:space="preserve">El mecanismo para identificar a las personas de las listas. No está diferido</w:t>
             </w:r>
           </w:p>
         </w:tc>
